--- a/resume/Short-Engineering-Design/Resume- Abdelrahman Elewah.docx
+++ b/resume/Short-Engineering-Design/Resume- Abdelrahman Elewah.docx
@@ -834,12 +834,16 @@
     </w:p>
     <w:p>
       <w:pPr>
+        <w:pStyle w:val="ListParagraph"/>
+        <w:numPr>
+          <w:ilvl w:val="0"/>
+          <w:numId w:val="17"/>
+        </w:numPr>
         <w:tabs>
           <w:tab w:val="left" w:pos="360"/>
           <w:tab w:val="right" w:pos="10200"/>
         </w:tabs>
         <w:spacing w:after="80"/>
-        <w:ind w:left="360" w:hanging="360"/>
         <w:rPr>
           <w:rFonts w:asciiTheme="majorHAnsi" w:hAnsiTheme="majorHAnsi" w:cs="Arial"/>
           <w:spacing w:val="-2"/>
@@ -854,7 +858,7 @@
           <w:sz w:val="20"/>
           <w:lang w:val="en-GB"/>
         </w:rPr>
-        <w:t>•</w:t>
+        <w:t>3</w:t>
       </w:r>
       <w:r>
         <w:rPr>
@@ -863,7 +867,7 @@
           <w:sz w:val="20"/>
           <w:lang w:val="en-GB"/>
         </w:rPr>
-        <w:tab/>
+        <w:t xml:space="preserve">+ years of leadership </w:t>
       </w:r>
       <w:r>
         <w:rPr>
@@ -872,8 +876,9 @@
           <w:sz w:val="20"/>
           <w:lang w:val="en-GB"/>
         </w:rPr>
-        <w:t>3</w:t>
-      </w:r>
+        <w:t xml:space="preserve">at </w:t>
+      </w:r>
+      <w:proofErr w:type="spellStart"/>
       <w:r>
         <w:rPr>
           <w:rFonts w:asciiTheme="majorHAnsi" w:hAnsiTheme="majorHAnsi" w:cs="Arial"/>
@@ -881,8 +886,9 @@
           <w:sz w:val="20"/>
           <w:lang w:val="en-GB"/>
         </w:rPr>
-        <w:t xml:space="preserve">+ years of leadership </w:t>
-      </w:r>
+        <w:t>Tamra</w:t>
+      </w:r>
+      <w:proofErr w:type="spellEnd"/>
       <w:r>
         <w:rPr>
           <w:rFonts w:asciiTheme="majorHAnsi" w:hAnsiTheme="majorHAnsi" w:cs="Arial"/>
@@ -890,9 +896,8 @@
           <w:sz w:val="20"/>
           <w:lang w:val="en-GB"/>
         </w:rPr>
-        <w:t xml:space="preserve">at </w:t>
-      </w:r>
-      <w:proofErr w:type="spellStart"/>
+        <w:t xml:space="preserve"> IoT</w:t>
+      </w:r>
       <w:r>
         <w:rPr>
           <w:rFonts w:asciiTheme="majorHAnsi" w:hAnsiTheme="majorHAnsi" w:cs="Arial"/>
@@ -900,9 +905,8 @@
           <w:sz w:val="20"/>
           <w:lang w:val="en-GB"/>
         </w:rPr>
-        <w:t>Tamra</w:t>
-      </w:r>
-      <w:proofErr w:type="spellEnd"/>
+        <w:t>.</w:t>
+      </w:r>
       <w:r>
         <w:rPr>
           <w:rFonts w:asciiTheme="majorHAnsi" w:hAnsiTheme="majorHAnsi" w:cs="Arial"/>
@@ -910,8 +914,9 @@
           <w:sz w:val="20"/>
           <w:lang w:val="en-GB"/>
         </w:rPr>
-        <w:t xml:space="preserve"> IoT</w:t>
-      </w:r>
+        <w:t xml:space="preserve"> </w:t>
+      </w:r>
+      <w:proofErr w:type="spellStart"/>
       <w:r>
         <w:rPr>
           <w:rFonts w:asciiTheme="majorHAnsi" w:hAnsiTheme="majorHAnsi" w:cs="Arial"/>
@@ -919,8 +924,9 @@
           <w:sz w:val="20"/>
           <w:lang w:val="en-GB"/>
         </w:rPr>
-        <w:t>.</w:t>
-      </w:r>
+        <w:t>Tamra</w:t>
+      </w:r>
+      <w:proofErr w:type="spellEnd"/>
       <w:r>
         <w:rPr>
           <w:rFonts w:asciiTheme="majorHAnsi" w:hAnsiTheme="majorHAnsi" w:cs="Arial"/>
@@ -928,9 +934,8 @@
           <w:sz w:val="20"/>
           <w:lang w:val="en-GB"/>
         </w:rPr>
-        <w:t xml:space="preserve"> </w:t>
-      </w:r>
-      <w:proofErr w:type="spellStart"/>
+        <w:t xml:space="preserve"> IoT won a seed fund in </w:t>
+      </w:r>
       <w:r>
         <w:rPr>
           <w:rFonts w:asciiTheme="majorHAnsi" w:hAnsiTheme="majorHAnsi" w:cs="Arial"/>
@@ -938,9 +943,9 @@
           <w:sz w:val="20"/>
           <w:lang w:val="en-GB"/>
         </w:rPr>
-        <w:t>Tamra</w:t>
-      </w:r>
-      <w:proofErr w:type="spellEnd"/>
+        <w:t xml:space="preserve">the </w:t>
+      </w:r>
+      <w:proofErr w:type="spellStart"/>
       <w:r>
         <w:rPr>
           <w:rFonts w:asciiTheme="majorHAnsi" w:hAnsiTheme="majorHAnsi" w:cs="Arial"/>
@@ -948,8 +953,9 @@
           <w:sz w:val="20"/>
           <w:lang w:val="en-GB"/>
         </w:rPr>
-        <w:t xml:space="preserve"> IoT won a seed fund in </w:t>
-      </w:r>
+        <w:t>InnoEgypt</w:t>
+      </w:r>
+      <w:proofErr w:type="spellEnd"/>
       <w:r>
         <w:rPr>
           <w:rFonts w:asciiTheme="majorHAnsi" w:hAnsiTheme="majorHAnsi" w:cs="Arial"/>
@@ -957,37 +963,21 @@
           <w:sz w:val="20"/>
           <w:lang w:val="en-GB"/>
         </w:rPr>
-        <w:t xml:space="preserve">the </w:t>
-      </w:r>
-      <w:proofErr w:type="spellStart"/>
-      <w:r>
-        <w:rPr>
-          <w:rFonts w:asciiTheme="majorHAnsi" w:hAnsiTheme="majorHAnsi" w:cs="Arial"/>
-          <w:spacing w:val="-2"/>
-          <w:sz w:val="20"/>
-          <w:lang w:val="en-GB"/>
-        </w:rPr>
-        <w:t>InnoEgypt</w:t>
-      </w:r>
-      <w:proofErr w:type="spellEnd"/>
-      <w:r>
-        <w:rPr>
-          <w:rFonts w:asciiTheme="majorHAnsi" w:hAnsiTheme="majorHAnsi" w:cs="Arial"/>
-          <w:spacing w:val="-2"/>
-          <w:sz w:val="20"/>
-          <w:lang w:val="en-GB"/>
-        </w:rPr>
         <w:t xml:space="preserve"> program at the ICT track.</w:t>
       </w:r>
     </w:p>
     <w:p>
       <w:pPr>
+        <w:pStyle w:val="ListParagraph"/>
+        <w:numPr>
+          <w:ilvl w:val="0"/>
+          <w:numId w:val="17"/>
+        </w:numPr>
         <w:tabs>
           <w:tab w:val="left" w:pos="360"/>
           <w:tab w:val="right" w:pos="10200"/>
         </w:tabs>
         <w:spacing w:after="80"/>
-        <w:ind w:left="360" w:hanging="360"/>
         <w:rPr>
           <w:rFonts w:asciiTheme="majorHAnsi" w:hAnsiTheme="majorHAnsi" w:cs="Arial"/>
           <w:spacing w:val="-2"/>
@@ -1002,7 +992,7 @@
           <w:sz w:val="20"/>
           <w:lang w:val="en-GB"/>
         </w:rPr>
-        <w:t>•</w:t>
+        <w:t>H</w:t>
       </w:r>
       <w:r>
         <w:rPr>
@@ -1011,7 +1001,7 @@
           <w:sz w:val="20"/>
           <w:lang w:val="en-GB"/>
         </w:rPr>
-        <w:tab/>
+        <w:t xml:space="preserve">ands-on </w:t>
       </w:r>
       <w:r>
         <w:rPr>
@@ -1020,7 +1010,7 @@
           <w:sz w:val="20"/>
           <w:lang w:val="en-GB"/>
         </w:rPr>
-        <w:t>H</w:t>
+        <w:t>designing</w:t>
       </w:r>
       <w:r>
         <w:rPr>
@@ -1029,7 +1019,7 @@
           <w:sz w:val="20"/>
           <w:lang w:val="en-GB"/>
         </w:rPr>
-        <w:t xml:space="preserve">ands-on </w:t>
+        <w:t xml:space="preserve"> </w:t>
       </w:r>
       <w:r>
         <w:rPr>
@@ -1038,7 +1028,7 @@
           <w:sz w:val="20"/>
           <w:lang w:val="en-GB"/>
         </w:rPr>
-        <w:t>designing</w:t>
+        <w:t>IoT</w:t>
       </w:r>
       <w:r>
         <w:rPr>
@@ -1047,7 +1037,7 @@
           <w:sz w:val="20"/>
           <w:lang w:val="en-GB"/>
         </w:rPr>
-        <w:t xml:space="preserve"> </w:t>
+        <w:t xml:space="preserve"> systems and projects that </w:t>
       </w:r>
       <w:r>
         <w:rPr>
@@ -1056,34 +1046,7 @@
           <w:sz w:val="20"/>
           <w:lang w:val="en-GB"/>
         </w:rPr>
-        <w:t>IoT</w:t>
-      </w:r>
-      <w:r>
-        <w:rPr>
-          <w:rFonts w:asciiTheme="majorHAnsi" w:hAnsiTheme="majorHAnsi" w:cs="Arial"/>
-          <w:spacing w:val="-2"/>
-          <w:sz w:val="20"/>
-          <w:lang w:val="en-GB"/>
-        </w:rPr>
-        <w:t xml:space="preserve"> systems and projects that </w:t>
-      </w:r>
-      <w:r>
-        <w:rPr>
-          <w:rFonts w:asciiTheme="majorHAnsi" w:hAnsiTheme="majorHAnsi" w:cs="Arial"/>
-          <w:spacing w:val="-2"/>
-          <w:sz w:val="20"/>
-          <w:lang w:val="en-GB"/>
-        </w:rPr>
-        <w:t xml:space="preserve">combine </w:t>
-      </w:r>
-      <w:r>
-        <w:rPr>
-          <w:rFonts w:asciiTheme="majorHAnsi" w:hAnsiTheme="majorHAnsi" w:cs="Arial"/>
-          <w:spacing w:val="-2"/>
-          <w:sz w:val="20"/>
-          <w:lang w:val="en-GB"/>
-        </w:rPr>
-        <w:t>embedded systems, cloud functions, and databases</w:t>
+        <w:t>combine embedded systems, cloud functions, and databases</w:t>
       </w:r>
       <w:r>
         <w:rPr>
@@ -1717,18 +1680,48 @@
           <w:sz w:val="20"/>
           <w:szCs w:val="20"/>
         </w:rPr>
-        <w:t xml:space="preserve"> from the </w:t>
-      </w:r>
-      <w:proofErr w:type="gramStart"/>
-      <w:r>
-        <w:rPr>
-          <w:rFonts w:asciiTheme="majorHAnsi" w:hAnsiTheme="majorHAnsi" w:cstheme="majorHAnsi"/>
-          <w:sz w:val="20"/>
-          <w:szCs w:val="20"/>
-        </w:rPr>
-        <w:t>cloud</w:t>
-      </w:r>
-      <w:proofErr w:type="gramEnd"/>
+        <w:t xml:space="preserve"> from the cloud</w:t>
+      </w:r>
+      <w:r>
+        <w:rPr>
+          <w:rFonts w:asciiTheme="majorHAnsi" w:hAnsiTheme="majorHAnsi" w:cstheme="majorHAnsi"/>
+          <w:sz w:val="20"/>
+          <w:szCs w:val="20"/>
+        </w:rPr>
+        <w:t xml:space="preserve"> and </w:t>
+      </w:r>
+      <w:r>
+        <w:rPr>
+          <w:rFonts w:asciiTheme="majorHAnsi" w:hAnsiTheme="majorHAnsi" w:cstheme="majorHAnsi"/>
+          <w:sz w:val="20"/>
+          <w:szCs w:val="20"/>
+        </w:rPr>
+        <w:t xml:space="preserve">published </w:t>
+      </w:r>
+      <w:r>
+        <w:rPr>
+          <w:rFonts w:asciiTheme="majorHAnsi" w:hAnsiTheme="majorHAnsi" w:cstheme="majorHAnsi"/>
+          <w:sz w:val="20"/>
+          <w:szCs w:val="20"/>
+        </w:rPr>
+        <w:t xml:space="preserve">it </w:t>
+      </w:r>
+      <w:r>
+        <w:rPr>
+          <w:rFonts w:asciiTheme="majorHAnsi" w:hAnsiTheme="majorHAnsi" w:cstheme="majorHAnsi"/>
+          <w:sz w:val="20"/>
+          <w:szCs w:val="20"/>
+        </w:rPr>
+        <w:t>as a paper</w:t>
+      </w:r>
+      <w:r>
+        <w:rPr>
+          <w:rFonts w:asciiTheme="majorHAnsi" w:hAnsiTheme="majorHAnsi" w:cstheme="majorHAnsi"/>
+          <w:sz w:val="20"/>
+          <w:szCs w:val="20"/>
+        </w:rPr>
+        <w:t>.</w:t>
+      </w:r>
       <w:r>
         <w:rPr>
           <w:rFonts w:asciiTheme="majorHAnsi" w:hAnsiTheme="majorHAnsi" w:cstheme="majorHAnsi"/>
@@ -1847,31 +1840,7 @@
           <w:sz w:val="20"/>
           <w:szCs w:val="20"/>
         </w:rPr>
-        <w:t xml:space="preserve"> </w:t>
-      </w:r>
-      <w:r>
-        <w:rPr>
-          <w:rFonts w:asciiTheme="majorHAnsi" w:hAnsiTheme="majorHAnsi" w:cstheme="majorHAnsi"/>
-          <w:sz w:val="20"/>
-          <w:szCs w:val="20"/>
-        </w:rPr>
-        <w:t xml:space="preserve">and published </w:t>
-      </w:r>
-      <w:r>
-        <w:rPr>
-          <w:rFonts w:asciiTheme="majorHAnsi" w:hAnsiTheme="majorHAnsi" w:cstheme="majorHAnsi"/>
-          <w:sz w:val="20"/>
-          <w:szCs w:val="20"/>
-        </w:rPr>
-        <w:t xml:space="preserve">it </w:t>
-      </w:r>
-      <w:r>
-        <w:rPr>
-          <w:rFonts w:asciiTheme="majorHAnsi" w:hAnsiTheme="majorHAnsi" w:cstheme="majorHAnsi"/>
-          <w:sz w:val="20"/>
-          <w:szCs w:val="20"/>
-        </w:rPr>
-        <w:t>as a paper.</w:t>
+        <w:t xml:space="preserve"> and published it as a paper.</w:t>
       </w:r>
     </w:p>
     <w:p>
@@ -2057,7 +2026,25 @@
           <w:sz w:val="20"/>
           <w:szCs w:val="20"/>
         </w:rPr>
-        <w:t>Introduced</w:t>
+        <w:t xml:space="preserve">Maintain </w:t>
+      </w:r>
+      <w:proofErr w:type="spellStart"/>
+      <w:r>
+        <w:rPr>
+          <w:rFonts w:asciiTheme="majorHAnsi" w:hAnsiTheme="majorHAnsi" w:cstheme="majorHAnsi"/>
+          <w:sz w:val="20"/>
+          <w:szCs w:val="20"/>
+        </w:rPr>
+        <w:t>ThingsDriver</w:t>
+      </w:r>
+      <w:proofErr w:type="spellEnd"/>
+      <w:r>
+        <w:rPr>
+          <w:rFonts w:asciiTheme="majorHAnsi" w:hAnsiTheme="majorHAnsi" w:cstheme="majorHAnsi"/>
+          <w:sz w:val="20"/>
+          <w:szCs w:val="20"/>
+        </w:rPr>
+        <w:t>, an open-source package</w:t>
       </w:r>
       <w:r>
         <w:rPr>
@@ -2067,6 +2054,22 @@
         </w:rPr>
         <w:t xml:space="preserve"> </w:t>
       </w:r>
+      <w:r>
+        <w:rPr>
+          <w:rFonts w:asciiTheme="majorHAnsi" w:hAnsiTheme="majorHAnsi" w:cstheme="majorHAnsi"/>
+          <w:sz w:val="20"/>
+          <w:szCs w:val="20"/>
+        </w:rPr>
+        <w:t>used</w:t>
+      </w:r>
+      <w:r>
+        <w:rPr>
+          <w:rFonts w:asciiTheme="majorHAnsi" w:hAnsiTheme="majorHAnsi" w:cstheme="majorHAnsi"/>
+          <w:sz w:val="20"/>
+          <w:szCs w:val="20"/>
+        </w:rPr>
+        <w:t xml:space="preserve"> to manage/control </w:t>
+      </w:r>
       <w:proofErr w:type="spellStart"/>
       <w:r>
         <w:rPr>
@@ -2074,7 +2077,7 @@
           <w:sz w:val="20"/>
           <w:szCs w:val="20"/>
         </w:rPr>
-        <w:t>ThingsDriver</w:t>
+        <w:t>Tamra</w:t>
       </w:r>
       <w:proofErr w:type="spellEnd"/>
       <w:r>
@@ -2083,23 +2086,23 @@
           <w:sz w:val="20"/>
           <w:szCs w:val="20"/>
         </w:rPr>
-        <w:t>, an open-source package</w:t>
-      </w:r>
-      <w:r>
-        <w:rPr>
-          <w:rFonts w:asciiTheme="majorHAnsi" w:hAnsiTheme="majorHAnsi" w:cstheme="majorHAnsi"/>
-          <w:sz w:val="20"/>
-          <w:szCs w:val="20"/>
-        </w:rPr>
-        <w:t xml:space="preserve"> published as a paper,</w:t>
-      </w:r>
-      <w:r>
-        <w:rPr>
-          <w:rFonts w:asciiTheme="majorHAnsi" w:hAnsiTheme="majorHAnsi" w:cstheme="majorHAnsi"/>
-          <w:sz w:val="20"/>
-          <w:szCs w:val="20"/>
-        </w:rPr>
-        <w:t xml:space="preserve"> to manage/control </w:t>
+        <w:t xml:space="preserve"> node</w:t>
+      </w:r>
+      <w:r>
+        <w:rPr>
+          <w:rFonts w:asciiTheme="majorHAnsi" w:hAnsiTheme="majorHAnsi" w:cstheme="majorHAnsi"/>
+          <w:sz w:val="20"/>
+          <w:szCs w:val="20"/>
+        </w:rPr>
+        <w:t>s</w:t>
+      </w:r>
+      <w:r>
+        <w:rPr>
+          <w:rFonts w:asciiTheme="majorHAnsi" w:hAnsiTheme="majorHAnsi" w:cstheme="majorHAnsi"/>
+          <w:sz w:val="20"/>
+          <w:szCs w:val="20"/>
+        </w:rPr>
+        <w:t xml:space="preserve"> from the cloud or </w:t>
       </w:r>
       <w:proofErr w:type="spellStart"/>
       <w:r>
@@ -2117,23 +2120,15 @@
           <w:sz w:val="20"/>
           <w:szCs w:val="20"/>
         </w:rPr>
-        <w:t xml:space="preserve"> node</w:t>
-      </w:r>
-      <w:r>
-        <w:rPr>
-          <w:rFonts w:asciiTheme="majorHAnsi" w:hAnsiTheme="majorHAnsi" w:cstheme="majorHAnsi"/>
-          <w:sz w:val="20"/>
-          <w:szCs w:val="20"/>
-        </w:rPr>
-        <w:t>s</w:t>
-      </w:r>
-      <w:r>
-        <w:rPr>
-          <w:rFonts w:asciiTheme="majorHAnsi" w:hAnsiTheme="majorHAnsi" w:cstheme="majorHAnsi"/>
-          <w:sz w:val="20"/>
-          <w:szCs w:val="20"/>
-        </w:rPr>
-        <w:t xml:space="preserve"> from the cloud or mobile app</w:t>
+        <w:t xml:space="preserve"> </w:t>
+      </w:r>
+      <w:r>
+        <w:rPr>
+          <w:rFonts w:asciiTheme="majorHAnsi" w:hAnsiTheme="majorHAnsi" w:cstheme="majorHAnsi"/>
+          <w:sz w:val="20"/>
+          <w:szCs w:val="20"/>
+        </w:rPr>
+        <w:t>mobile app</w:t>
       </w:r>
       <w:r>
         <w:rPr>
@@ -2143,6 +2138,21 @@
         </w:rPr>
         <w:t>.</w:t>
       </w:r>
+    </w:p>
+    <w:p>
+      <w:pPr>
+        <w:tabs>
+          <w:tab w:val="right" w:pos="0"/>
+          <w:tab w:val="left" w:pos="360"/>
+          <w:tab w:val="right" w:pos="10200"/>
+        </w:tabs>
+        <w:rPr>
+          <w:rFonts w:asciiTheme="majorHAnsi" w:hAnsiTheme="majorHAnsi" w:cstheme="majorHAnsi"/>
+          <w:b/>
+          <w:sz w:val="20"/>
+          <w:szCs w:val="20"/>
+        </w:rPr>
+      </w:pPr>
     </w:p>
     <w:p>
       <w:pPr>
@@ -2154,27 +2164,20 @@
         <w:ind w:left="360" w:hanging="360"/>
         <w:rPr>
           <w:rFonts w:asciiTheme="majorHAnsi" w:hAnsiTheme="majorHAnsi" w:cstheme="majorHAnsi"/>
+          <w:color w:val="808080" w:themeColor="background1" w:themeShade="80"/>
+          <w:sz w:val="20"/>
+          <w:szCs w:val="20"/>
+        </w:rPr>
+      </w:pPr>
+      <w:r>
+        <w:rPr>
+          <w:rFonts w:asciiTheme="majorHAnsi" w:hAnsiTheme="majorHAnsi" w:cstheme="majorHAnsi"/>
           <w:b/>
           <w:sz w:val="20"/>
           <w:szCs w:val="20"/>
         </w:rPr>
-      </w:pPr>
-    </w:p>
-    <w:p>
-      <w:pPr>
-        <w:tabs>
-          <w:tab w:val="right" w:pos="0"/>
-          <w:tab w:val="left" w:pos="360"/>
-          <w:tab w:val="right" w:pos="10200"/>
-        </w:tabs>
-        <w:ind w:left="360" w:hanging="360"/>
-        <w:rPr>
-          <w:rFonts w:asciiTheme="majorHAnsi" w:hAnsiTheme="majorHAnsi" w:cstheme="majorHAnsi"/>
-          <w:color w:val="808080" w:themeColor="background1" w:themeShade="80"/>
-          <w:sz w:val="20"/>
-          <w:szCs w:val="20"/>
-        </w:rPr>
-      </w:pPr>
+        <w:t>Teaching Assistant</w:t>
+      </w:r>
       <w:r>
         <w:rPr>
           <w:rFonts w:asciiTheme="majorHAnsi" w:hAnsiTheme="majorHAnsi" w:cstheme="majorHAnsi"/>
@@ -2182,59 +2185,56 @@
           <w:sz w:val="20"/>
           <w:szCs w:val="20"/>
         </w:rPr>
-        <w:t xml:space="preserve">Research </w:t>
-      </w:r>
-      <w:r>
-        <w:rPr>
-          <w:rFonts w:asciiTheme="majorHAnsi" w:hAnsiTheme="majorHAnsi" w:cstheme="majorHAnsi"/>
-          <w:b/>
-          <w:sz w:val="20"/>
-          <w:szCs w:val="20"/>
-        </w:rPr>
-        <w:t>Assistant,</w:t>
-      </w:r>
-      <w:r>
-        <w:rPr>
-          <w:rFonts w:asciiTheme="majorHAnsi" w:hAnsiTheme="majorHAnsi" w:cstheme="majorHAnsi"/>
-          <w:sz w:val="20"/>
-          <w:szCs w:val="20"/>
+        <w:t>,</w:t>
+      </w:r>
+      <w:r>
+        <w:rPr>
+          <w:rFonts w:asciiTheme="majorHAnsi" w:hAnsiTheme="majorHAnsi" w:cstheme="majorHAnsi" w:hint="cs"/>
+          <w:sz w:val="20"/>
+          <w:szCs w:val="20"/>
+          <w:rtl/>
         </w:rPr>
         <w:t xml:space="preserve"> </w:t>
       </w:r>
-      <w:proofErr w:type="spellStart"/>
-      <w:r>
-        <w:rPr>
-          <w:rFonts w:asciiTheme="majorHAnsi" w:hAnsiTheme="majorHAnsi" w:cstheme="majorHAnsi"/>
-          <w:sz w:val="20"/>
-          <w:szCs w:val="20"/>
-        </w:rPr>
-        <w:t>Benha</w:t>
-      </w:r>
-      <w:proofErr w:type="spellEnd"/>
-      <w:r>
-        <w:rPr>
-          <w:rFonts w:asciiTheme="majorHAnsi" w:hAnsiTheme="majorHAnsi" w:cstheme="majorHAnsi"/>
-          <w:sz w:val="20"/>
-          <w:szCs w:val="20"/>
-        </w:rPr>
-        <w:t xml:space="preserve"> </w:t>
-      </w:r>
-      <w:r>
-        <w:rPr>
-          <w:rFonts w:asciiTheme="majorHAnsi" w:hAnsiTheme="majorHAnsi" w:cstheme="majorHAnsi"/>
-          <w:sz w:val="20"/>
-          <w:szCs w:val="20"/>
-        </w:rPr>
-        <w:t>University</w:t>
-      </w:r>
-      <w:bookmarkStart w:id="1" w:name="_Hlk120866209"/>
-      <w:r>
-        <w:rPr>
-          <w:rFonts w:asciiTheme="majorHAnsi" w:hAnsiTheme="majorHAnsi" w:cstheme="majorHAnsi"/>
-          <w:sz w:val="20"/>
-          <w:szCs w:val="20"/>
-        </w:rPr>
-        <w:t>, Dept</w:t>
+      <w:r>
+        <w:rPr>
+          <w:rFonts w:asciiTheme="majorHAnsi" w:hAnsiTheme="majorHAnsi" w:cstheme="majorHAnsi"/>
+          <w:sz w:val="20"/>
+          <w:szCs w:val="20"/>
+        </w:rPr>
+        <w:t>Ontario Tech</w:t>
+      </w:r>
+      <w:r>
+        <w:rPr>
+          <w:rFonts w:asciiTheme="majorHAnsi" w:hAnsiTheme="majorHAnsi" w:cstheme="majorHAnsi"/>
+          <w:sz w:val="20"/>
+          <w:szCs w:val="20"/>
+        </w:rPr>
+        <w:t xml:space="preserve"> University,</w:t>
+      </w:r>
+      <w:r>
+        <w:rPr>
+          <w:rFonts w:asciiTheme="majorHAnsi" w:hAnsiTheme="majorHAnsi" w:cstheme="majorHAnsi"/>
+          <w:sz w:val="20"/>
+          <w:szCs w:val="20"/>
+        </w:rPr>
+        <w:t xml:space="preserve"> Dept Electrical, Computer</w:t>
+      </w:r>
+      <w:r>
+        <w:rPr>
+          <w:rFonts w:asciiTheme="majorHAnsi" w:hAnsiTheme="majorHAnsi" w:cstheme="majorHAnsi"/>
+          <w:sz w:val="20"/>
+          <w:szCs w:val="20"/>
+        </w:rPr>
+        <w:t xml:space="preserve">, and </w:t>
+      </w:r>
+      <w:r>
+        <w:rPr>
+          <w:rFonts w:asciiTheme="majorHAnsi" w:hAnsiTheme="majorHAnsi" w:cstheme="majorHAnsi"/>
+          <w:sz w:val="20"/>
+          <w:szCs w:val="20"/>
+        </w:rPr>
+        <w:t>Software Eng</w:t>
       </w:r>
       <w:r>
         <w:rPr>
@@ -2250,51 +2250,8 @@
           <w:sz w:val="20"/>
           <w:szCs w:val="20"/>
         </w:rPr>
-        <w:t xml:space="preserve"> of </w:t>
-      </w:r>
-      <w:r>
-        <w:rPr>
-          <w:rFonts w:asciiTheme="majorHAnsi" w:hAnsiTheme="majorHAnsi" w:cstheme="majorHAnsi"/>
-          <w:sz w:val="20"/>
-          <w:szCs w:val="20"/>
-        </w:rPr>
-        <w:t>Electrical</w:t>
-      </w:r>
-      <w:r>
-        <w:rPr>
-          <w:rFonts w:asciiTheme="majorHAnsi" w:hAnsiTheme="majorHAnsi" w:cstheme="majorHAnsi"/>
-          <w:sz w:val="20"/>
-          <w:szCs w:val="20"/>
-        </w:rPr>
-        <w:t xml:space="preserve"> Engineering, </w:t>
-      </w:r>
-      <w:proofErr w:type="spellStart"/>
-      <w:r>
-        <w:rPr>
-          <w:rFonts w:asciiTheme="majorHAnsi" w:hAnsiTheme="majorHAnsi" w:cstheme="majorHAnsi"/>
-          <w:sz w:val="20"/>
-          <w:szCs w:val="20"/>
-        </w:rPr>
-        <w:t>Benha</w:t>
-      </w:r>
-      <w:proofErr w:type="spellEnd"/>
-      <w:r>
-        <w:rPr>
-          <w:rFonts w:asciiTheme="majorHAnsi" w:hAnsiTheme="majorHAnsi" w:cstheme="majorHAnsi"/>
-          <w:sz w:val="20"/>
-          <w:szCs w:val="20"/>
-        </w:rPr>
-        <w:t xml:space="preserve">, </w:t>
-      </w:r>
-      <w:r>
-        <w:rPr>
-          <w:rFonts w:asciiTheme="majorHAnsi" w:hAnsiTheme="majorHAnsi" w:cstheme="majorHAnsi"/>
-          <w:sz w:val="20"/>
-          <w:szCs w:val="20"/>
-        </w:rPr>
-        <w:t>Egypt</w:t>
-      </w:r>
-      <w:bookmarkEnd w:id="1"/>
+        <w:t>, Ontario, Canada</w:t>
+      </w:r>
       <w:r>
         <w:rPr>
           <w:rFonts w:asciiTheme="majorHAnsi" w:hAnsiTheme="majorHAnsi" w:cstheme="majorHAnsi"/>
@@ -2309,30 +2266,6 @@
           <w:sz w:val="20"/>
           <w:szCs w:val="20"/>
         </w:rPr>
-        <w:t>201</w:t>
-      </w:r>
-      <w:r>
-        <w:rPr>
-          <w:rFonts w:asciiTheme="majorHAnsi" w:hAnsiTheme="majorHAnsi" w:cstheme="majorHAnsi"/>
-          <w:sz w:val="20"/>
-          <w:szCs w:val="20"/>
-        </w:rPr>
-        <w:t>4</w:t>
-      </w:r>
-      <w:r>
-        <w:rPr>
-          <w:rFonts w:asciiTheme="majorHAnsi" w:hAnsiTheme="majorHAnsi" w:cstheme="majorHAnsi"/>
-          <w:sz w:val="20"/>
-          <w:szCs w:val="20"/>
-        </w:rPr>
-        <w:t xml:space="preserve">– </w:t>
-      </w:r>
-      <w:r>
-        <w:rPr>
-          <w:rFonts w:asciiTheme="majorHAnsi" w:hAnsiTheme="majorHAnsi" w:cstheme="majorHAnsi"/>
-          <w:sz w:val="20"/>
-          <w:szCs w:val="20"/>
-        </w:rPr>
         <w:t>20</w:t>
       </w:r>
       <w:r>
@@ -2341,7 +2274,23 @@
           <w:sz w:val="20"/>
           <w:szCs w:val="20"/>
         </w:rPr>
-        <w:t>19</w:t>
+        <w:t>20</w:t>
+      </w:r>
+      <w:r>
+        <w:rPr>
+          <w:rFonts w:asciiTheme="majorHAnsi" w:hAnsiTheme="majorHAnsi" w:cstheme="majorHAnsi"/>
+          <w:sz w:val="20"/>
+          <w:szCs w:val="20"/>
+        </w:rPr>
+        <w:t xml:space="preserve"> – </w:t>
+      </w:r>
+      <w:r>
+        <w:rPr>
+          <w:rFonts w:asciiTheme="majorHAnsi" w:hAnsiTheme="majorHAnsi" w:cstheme="majorHAnsi"/>
+          <w:sz w:val="20"/>
+          <w:szCs w:val="20"/>
+        </w:rPr>
+        <w:t>present</w:t>
       </w:r>
     </w:p>
     <w:p>
@@ -2368,296 +2317,6 @@
           <w:sz w:val="20"/>
           <w:szCs w:val="20"/>
         </w:rPr>
-        <w:t>Design</w:t>
-      </w:r>
-      <w:r>
-        <w:rPr>
-          <w:rFonts w:asciiTheme="majorHAnsi" w:hAnsiTheme="majorHAnsi" w:cstheme="majorHAnsi"/>
-          <w:sz w:val="20"/>
-          <w:szCs w:val="20"/>
-        </w:rPr>
-        <w:t>ed</w:t>
-      </w:r>
-      <w:r>
-        <w:rPr>
-          <w:rFonts w:asciiTheme="majorHAnsi" w:hAnsiTheme="majorHAnsi" w:cstheme="majorHAnsi"/>
-          <w:sz w:val="20"/>
-          <w:szCs w:val="20"/>
-        </w:rPr>
-        <w:t xml:space="preserve"> multi-modem based on Software Defined Radio (SDR)</w:t>
-      </w:r>
-      <w:r>
-        <w:rPr>
-          <w:rFonts w:asciiTheme="majorHAnsi" w:hAnsiTheme="majorHAnsi" w:cstheme="majorHAnsi"/>
-          <w:sz w:val="20"/>
-          <w:szCs w:val="20"/>
-        </w:rPr>
-        <w:t>,</w:t>
-      </w:r>
-    </w:p>
-    <w:p>
-      <w:pPr>
-        <w:pStyle w:val="ListParagraph"/>
-        <w:numPr>
-          <w:ilvl w:val="0"/>
-          <w:numId w:val="2"/>
-        </w:numPr>
-        <w:tabs>
-          <w:tab w:val="right" w:pos="0"/>
-          <w:tab w:val="left" w:pos="360"/>
-          <w:tab w:val="right" w:pos="10200"/>
-        </w:tabs>
-        <w:spacing w:line="276" w:lineRule="auto"/>
-        <w:rPr>
-          <w:rFonts w:asciiTheme="majorHAnsi" w:hAnsiTheme="majorHAnsi" w:cstheme="majorHAnsi"/>
-          <w:sz w:val="20"/>
-          <w:szCs w:val="20"/>
-        </w:rPr>
-      </w:pPr>
-      <w:r>
-        <w:rPr>
-          <w:rFonts w:asciiTheme="majorHAnsi" w:hAnsiTheme="majorHAnsi" w:cstheme="majorHAnsi"/>
-          <w:sz w:val="20"/>
-          <w:szCs w:val="20"/>
-        </w:rPr>
-        <w:t>Introduced</w:t>
-      </w:r>
-      <w:r>
-        <w:rPr>
-          <w:rFonts w:asciiTheme="majorHAnsi" w:hAnsiTheme="majorHAnsi" w:cstheme="majorHAnsi"/>
-          <w:sz w:val="20"/>
-          <w:szCs w:val="20"/>
-        </w:rPr>
-        <w:t xml:space="preserve"> an algorithm to estimate the signal</w:t>
-      </w:r>
-      <w:r>
-        <w:rPr>
-          <w:rFonts w:asciiTheme="majorHAnsi" w:hAnsiTheme="majorHAnsi" w:cstheme="majorHAnsi"/>
-          <w:sz w:val="20"/>
-          <w:szCs w:val="20"/>
-        </w:rPr>
-        <w:t>-to-</w:t>
-      </w:r>
-      <w:r>
-        <w:rPr>
-          <w:rFonts w:asciiTheme="majorHAnsi" w:hAnsiTheme="majorHAnsi" w:cstheme="majorHAnsi"/>
-          <w:sz w:val="20"/>
-          <w:szCs w:val="20"/>
-        </w:rPr>
-        <w:t>noise ratio</w:t>
-      </w:r>
-      <w:r>
-        <w:rPr>
-          <w:rFonts w:asciiTheme="majorHAnsi" w:hAnsiTheme="majorHAnsi" w:cstheme="majorHAnsi"/>
-          <w:sz w:val="20"/>
-          <w:szCs w:val="20"/>
-        </w:rPr>
-        <w:t xml:space="preserve"> </w:t>
-      </w:r>
-      <w:r>
-        <w:rPr>
-          <w:rFonts w:asciiTheme="majorHAnsi" w:hAnsiTheme="majorHAnsi" w:cstheme="majorHAnsi"/>
-          <w:sz w:val="20"/>
-          <w:szCs w:val="20"/>
-        </w:rPr>
-        <w:t xml:space="preserve">and published </w:t>
-      </w:r>
-      <w:r>
-        <w:rPr>
-          <w:rFonts w:asciiTheme="majorHAnsi" w:hAnsiTheme="majorHAnsi" w:cstheme="majorHAnsi"/>
-          <w:sz w:val="20"/>
-          <w:szCs w:val="20"/>
-        </w:rPr>
-        <w:t xml:space="preserve">it </w:t>
-      </w:r>
-      <w:r>
-        <w:rPr>
-          <w:rFonts w:asciiTheme="majorHAnsi" w:hAnsiTheme="majorHAnsi" w:cstheme="majorHAnsi"/>
-          <w:sz w:val="20"/>
-          <w:szCs w:val="20"/>
-        </w:rPr>
-        <w:t>as a paper.</w:t>
-      </w:r>
-    </w:p>
-    <w:p>
-      <w:pPr>
-        <w:tabs>
-          <w:tab w:val="right" w:pos="0"/>
-          <w:tab w:val="left" w:pos="360"/>
-          <w:tab w:val="right" w:pos="10200"/>
-        </w:tabs>
-        <w:ind w:left="360" w:hanging="360"/>
-        <w:rPr>
-          <w:rFonts w:asciiTheme="majorHAnsi" w:hAnsiTheme="majorHAnsi" w:cstheme="majorHAnsi"/>
-          <w:b/>
-          <w:sz w:val="20"/>
-          <w:szCs w:val="20"/>
-        </w:rPr>
-      </w:pPr>
-    </w:p>
-    <w:p>
-      <w:pPr>
-        <w:tabs>
-          <w:tab w:val="right" w:pos="0"/>
-          <w:tab w:val="left" w:pos="360"/>
-          <w:tab w:val="right" w:pos="10200"/>
-        </w:tabs>
-        <w:ind w:left="360" w:hanging="360"/>
-        <w:rPr>
-          <w:rFonts w:asciiTheme="majorHAnsi" w:hAnsiTheme="majorHAnsi" w:cstheme="majorHAnsi"/>
-          <w:color w:val="808080" w:themeColor="background1" w:themeShade="80"/>
-          <w:sz w:val="20"/>
-          <w:szCs w:val="20"/>
-        </w:rPr>
-      </w:pPr>
-      <w:r>
-        <w:rPr>
-          <w:rFonts w:asciiTheme="majorHAnsi" w:hAnsiTheme="majorHAnsi" w:cstheme="majorHAnsi"/>
-          <w:b/>
-          <w:sz w:val="20"/>
-          <w:szCs w:val="20"/>
-        </w:rPr>
-        <w:t>Teaching Assistant</w:t>
-      </w:r>
-      <w:r>
-        <w:rPr>
-          <w:rFonts w:asciiTheme="majorHAnsi" w:hAnsiTheme="majorHAnsi" w:cstheme="majorHAnsi"/>
-          <w:b/>
-          <w:sz w:val="20"/>
-          <w:szCs w:val="20"/>
-        </w:rPr>
-        <w:t>,</w:t>
-      </w:r>
-      <w:r>
-        <w:rPr>
-          <w:rFonts w:asciiTheme="majorHAnsi" w:hAnsiTheme="majorHAnsi" w:cstheme="majorHAnsi" w:hint="cs"/>
-          <w:sz w:val="20"/>
-          <w:szCs w:val="20"/>
-          <w:rtl/>
-        </w:rPr>
-        <w:t xml:space="preserve"> </w:t>
-      </w:r>
-      <w:r>
-        <w:rPr>
-          <w:rFonts w:asciiTheme="majorHAnsi" w:hAnsiTheme="majorHAnsi" w:cstheme="majorHAnsi"/>
-          <w:sz w:val="20"/>
-          <w:szCs w:val="20"/>
-        </w:rPr>
-        <w:t>Ontario Tech</w:t>
-      </w:r>
-      <w:r>
-        <w:rPr>
-          <w:rFonts w:asciiTheme="majorHAnsi" w:hAnsiTheme="majorHAnsi" w:cstheme="majorHAnsi"/>
-          <w:sz w:val="20"/>
-          <w:szCs w:val="20"/>
-        </w:rPr>
-        <w:t xml:space="preserve"> University,</w:t>
-      </w:r>
-      <w:r>
-        <w:rPr>
-          <w:rFonts w:asciiTheme="majorHAnsi" w:hAnsiTheme="majorHAnsi" w:cstheme="majorHAnsi"/>
-          <w:sz w:val="20"/>
-          <w:szCs w:val="20"/>
-        </w:rPr>
-        <w:t xml:space="preserve"> Dept Electrical, Computer</w:t>
-      </w:r>
-      <w:r>
-        <w:rPr>
-          <w:rFonts w:asciiTheme="majorHAnsi" w:hAnsiTheme="majorHAnsi" w:cstheme="majorHAnsi"/>
-          <w:sz w:val="20"/>
-          <w:szCs w:val="20"/>
-        </w:rPr>
-        <w:t xml:space="preserve">, and </w:t>
-      </w:r>
-      <w:r>
-        <w:rPr>
-          <w:rFonts w:asciiTheme="majorHAnsi" w:hAnsiTheme="majorHAnsi" w:cstheme="majorHAnsi"/>
-          <w:sz w:val="20"/>
-          <w:szCs w:val="20"/>
-        </w:rPr>
-        <w:t>Software Eng</w:t>
-      </w:r>
-      <w:r>
-        <w:rPr>
-          <w:rFonts w:asciiTheme="majorHAnsi" w:hAnsiTheme="majorHAnsi" w:cstheme="majorHAnsi"/>
-          <w:sz w:val="20"/>
-          <w:szCs w:val="20"/>
-        </w:rPr>
-        <w:t>.</w:t>
-      </w:r>
-      <w:r>
-        <w:rPr>
-          <w:rFonts w:asciiTheme="majorHAnsi" w:hAnsiTheme="majorHAnsi" w:cstheme="majorHAnsi"/>
-          <w:sz w:val="20"/>
-          <w:szCs w:val="20"/>
-        </w:rPr>
-        <w:t>, Ontario, Canada</w:t>
-      </w:r>
-      <w:r>
-        <w:rPr>
-          <w:rFonts w:asciiTheme="majorHAnsi" w:hAnsiTheme="majorHAnsi" w:cstheme="majorHAnsi"/>
-          <w:sz w:val="20"/>
-          <w:szCs w:val="20"/>
-        </w:rPr>
-        <w:tab/>
-      </w:r>
-      <w:r>
-        <w:rPr>
-          <w:rFonts w:asciiTheme="majorHAnsi" w:hAnsiTheme="majorHAnsi" w:cstheme="majorHAnsi"/>
-          <w:sz w:val="20"/>
-          <w:szCs w:val="20"/>
-        </w:rPr>
-        <w:t>20</w:t>
-      </w:r>
-      <w:r>
-        <w:rPr>
-          <w:rFonts w:asciiTheme="majorHAnsi" w:hAnsiTheme="majorHAnsi" w:cstheme="majorHAnsi"/>
-          <w:sz w:val="20"/>
-          <w:szCs w:val="20"/>
-        </w:rPr>
-        <w:t>20</w:t>
-      </w:r>
-      <w:r>
-        <w:rPr>
-          <w:rFonts w:asciiTheme="majorHAnsi" w:hAnsiTheme="majorHAnsi" w:cstheme="majorHAnsi"/>
-          <w:sz w:val="20"/>
-          <w:szCs w:val="20"/>
-        </w:rPr>
-        <w:t xml:space="preserve"> – </w:t>
-      </w:r>
-      <w:r>
-        <w:rPr>
-          <w:rFonts w:asciiTheme="majorHAnsi" w:hAnsiTheme="majorHAnsi" w:cstheme="majorHAnsi"/>
-          <w:sz w:val="20"/>
-          <w:szCs w:val="20"/>
-        </w:rPr>
-        <w:t>present</w:t>
-      </w:r>
-    </w:p>
-    <w:p>
-      <w:pPr>
-        <w:pStyle w:val="ListParagraph"/>
-        <w:numPr>
-          <w:ilvl w:val="0"/>
-          <w:numId w:val="2"/>
-        </w:numPr>
-        <w:tabs>
-          <w:tab w:val="right" w:pos="0"/>
-          <w:tab w:val="left" w:pos="360"/>
-          <w:tab w:val="right" w:pos="10200"/>
-        </w:tabs>
-        <w:rPr>
-          <w:rFonts w:asciiTheme="majorHAnsi" w:hAnsiTheme="majorHAnsi" w:cstheme="majorHAnsi"/>
-          <w:sz w:val="20"/>
-          <w:szCs w:val="20"/>
-        </w:rPr>
-      </w:pPr>
-      <w:r>
-        <w:rPr>
-          <w:rFonts w:asciiTheme="majorHAnsi" w:hAnsiTheme="majorHAnsi" w:cstheme="majorHAnsi"/>
-          <w:sz w:val="20"/>
-          <w:szCs w:val="20"/>
-        </w:rPr>
         <w:t>Teaching/Leading tutorial</w:t>
       </w:r>
       <w:r>
@@ -2682,15 +2341,7 @@
           <w:sz w:val="20"/>
           <w:szCs w:val="20"/>
         </w:rPr>
-        <w:t>Electrical</w:t>
-      </w:r>
-      <w:r>
-        <w:rPr>
-          <w:rFonts w:asciiTheme="majorHAnsi" w:hAnsiTheme="majorHAnsi" w:cstheme="majorHAnsi"/>
-          <w:sz w:val="20"/>
-          <w:szCs w:val="20"/>
-        </w:rPr>
-        <w:t>/</w:t>
+        <w:t>Electrical/</w:t>
       </w:r>
       <w:r>
         <w:rPr>
@@ -2723,7 +2374,7 @@
       <w:tr>
         <w:tc>
           <w:tcPr>
-            <w:tcW w:w="5264" w:type="dxa"/>
+            <w:tcW w:w="5089" w:type="dxa"/>
           </w:tcPr>
           <w:p>
             <w:pPr>
@@ -2765,7 +2416,6 @@
                 <w:tab w:val="left" w:pos="360"/>
                 <w:tab w:val="right" w:pos="10200"/>
               </w:tabs>
-              <w:spacing w:line="276" w:lineRule="auto"/>
               <w:rPr>
                 <w:rFonts w:asciiTheme="majorHAnsi" w:hAnsiTheme="majorHAnsi" w:cstheme="majorHAnsi"/>
                 <w:color w:val="0D0D0D" w:themeColor="text1" w:themeTint="F2"/>
@@ -2782,15 +2432,6 @@
               </w:rPr>
               <w:t>Circuit Analysis</w:t>
             </w:r>
-            <w:r>
-              <w:rPr>
-                <w:rFonts w:asciiTheme="majorHAnsi" w:hAnsiTheme="majorHAnsi" w:cstheme="majorHAnsi"/>
-                <w:color w:val="0D0D0D" w:themeColor="text1" w:themeTint="F2"/>
-                <w:sz w:val="20"/>
-                <w:szCs w:val="20"/>
-              </w:rPr>
-              <w:t xml:space="preserve">             </w:t>
-            </w:r>
           </w:p>
           <w:p>
             <w:pPr>
@@ -2806,6 +2447,7 @@
               </w:tabs>
               <w:rPr>
                 <w:rFonts w:asciiTheme="majorHAnsi" w:hAnsiTheme="majorHAnsi" w:cstheme="majorHAnsi"/>
+                <w:color w:val="0D0D0D" w:themeColor="text1" w:themeTint="F2"/>
                 <w:sz w:val="20"/>
                 <w:szCs w:val="20"/>
               </w:rPr>
@@ -2822,7 +2464,7 @@
         </w:tc>
         <w:tc>
           <w:tcPr>
-            <w:tcW w:w="5264" w:type="dxa"/>
+            <w:tcW w:w="5089" w:type="dxa"/>
           </w:tcPr>
           <w:p>
             <w:pPr>
@@ -2956,6 +2598,234 @@
         </w:tc>
       </w:tr>
     </w:tbl>
+    <w:p>
+      <w:pPr>
+        <w:tabs>
+          <w:tab w:val="right" w:pos="0"/>
+          <w:tab w:val="left" w:pos="360"/>
+          <w:tab w:val="right" w:pos="10200"/>
+        </w:tabs>
+        <w:ind w:left="360" w:hanging="360"/>
+        <w:rPr>
+          <w:rFonts w:asciiTheme="majorHAnsi" w:hAnsiTheme="majorHAnsi" w:cstheme="majorHAnsi"/>
+          <w:b/>
+          <w:sz w:val="20"/>
+          <w:szCs w:val="20"/>
+        </w:rPr>
+      </w:pPr>
+    </w:p>
+    <w:p>
+      <w:pPr>
+        <w:tabs>
+          <w:tab w:val="right" w:pos="0"/>
+          <w:tab w:val="left" w:pos="360"/>
+          <w:tab w:val="right" w:pos="10200"/>
+        </w:tabs>
+        <w:ind w:left="360" w:hanging="360"/>
+        <w:rPr>
+          <w:rFonts w:asciiTheme="majorHAnsi" w:hAnsiTheme="majorHAnsi" w:cstheme="majorHAnsi"/>
+          <w:color w:val="808080" w:themeColor="background1" w:themeShade="80"/>
+          <w:sz w:val="20"/>
+          <w:szCs w:val="20"/>
+        </w:rPr>
+      </w:pPr>
+      <w:r>
+        <w:rPr>
+          <w:rFonts w:asciiTheme="majorHAnsi" w:hAnsiTheme="majorHAnsi" w:cstheme="majorHAnsi"/>
+          <w:b/>
+          <w:sz w:val="20"/>
+          <w:szCs w:val="20"/>
+        </w:rPr>
+        <w:t>Research Assistant,</w:t>
+      </w:r>
+      <w:r>
+        <w:rPr>
+          <w:rFonts w:asciiTheme="majorHAnsi" w:hAnsiTheme="majorHAnsi" w:cstheme="majorHAnsi"/>
+          <w:sz w:val="20"/>
+          <w:szCs w:val="20"/>
+        </w:rPr>
+        <w:t xml:space="preserve"> </w:t>
+      </w:r>
+      <w:proofErr w:type="spellStart"/>
+      <w:r>
+        <w:rPr>
+          <w:rFonts w:asciiTheme="majorHAnsi" w:hAnsiTheme="majorHAnsi" w:cstheme="majorHAnsi"/>
+          <w:sz w:val="20"/>
+          <w:szCs w:val="20"/>
+        </w:rPr>
+        <w:t>Benha</w:t>
+      </w:r>
+      <w:proofErr w:type="spellEnd"/>
+      <w:r>
+        <w:rPr>
+          <w:rFonts w:asciiTheme="majorHAnsi" w:hAnsiTheme="majorHAnsi" w:cstheme="majorHAnsi"/>
+          <w:sz w:val="20"/>
+          <w:szCs w:val="20"/>
+        </w:rPr>
+        <w:t xml:space="preserve"> University, Dept</w:t>
+      </w:r>
+      <w:r>
+        <w:rPr>
+          <w:rFonts w:asciiTheme="majorHAnsi" w:hAnsiTheme="majorHAnsi" w:cstheme="majorHAnsi"/>
+          <w:sz w:val="20"/>
+          <w:szCs w:val="20"/>
+        </w:rPr>
+        <w:t>.</w:t>
+      </w:r>
+      <w:r>
+        <w:rPr>
+          <w:rFonts w:asciiTheme="majorHAnsi" w:hAnsiTheme="majorHAnsi" w:cstheme="majorHAnsi"/>
+          <w:sz w:val="20"/>
+          <w:szCs w:val="20"/>
+        </w:rPr>
+        <w:t xml:space="preserve"> of </w:t>
+      </w:r>
+      <w:r>
+        <w:rPr>
+          <w:rFonts w:asciiTheme="majorHAnsi" w:hAnsiTheme="majorHAnsi" w:cstheme="majorHAnsi"/>
+          <w:sz w:val="20"/>
+          <w:szCs w:val="20"/>
+        </w:rPr>
+        <w:t>Electrical</w:t>
+      </w:r>
+      <w:r>
+        <w:rPr>
+          <w:rFonts w:asciiTheme="majorHAnsi" w:hAnsiTheme="majorHAnsi" w:cstheme="majorHAnsi"/>
+          <w:sz w:val="20"/>
+          <w:szCs w:val="20"/>
+        </w:rPr>
+        <w:t xml:space="preserve"> Engineering, </w:t>
+      </w:r>
+      <w:proofErr w:type="spellStart"/>
+      <w:r>
+        <w:rPr>
+          <w:rFonts w:asciiTheme="majorHAnsi" w:hAnsiTheme="majorHAnsi" w:cstheme="majorHAnsi"/>
+          <w:sz w:val="20"/>
+          <w:szCs w:val="20"/>
+        </w:rPr>
+        <w:t>Benha</w:t>
+      </w:r>
+      <w:proofErr w:type="spellEnd"/>
+      <w:r>
+        <w:rPr>
+          <w:rFonts w:asciiTheme="majorHAnsi" w:hAnsiTheme="majorHAnsi" w:cstheme="majorHAnsi"/>
+          <w:sz w:val="20"/>
+          <w:szCs w:val="20"/>
+        </w:rPr>
+        <w:t xml:space="preserve">, </w:t>
+      </w:r>
+      <w:r>
+        <w:rPr>
+          <w:rFonts w:asciiTheme="majorHAnsi" w:hAnsiTheme="majorHAnsi" w:cstheme="majorHAnsi"/>
+          <w:sz w:val="20"/>
+          <w:szCs w:val="20"/>
+        </w:rPr>
+        <w:t>Egypt</w:t>
+      </w:r>
+      <w:r>
+        <w:rPr>
+          <w:rFonts w:asciiTheme="majorHAnsi" w:hAnsiTheme="majorHAnsi" w:cstheme="majorHAnsi"/>
+          <w:sz w:val="20"/>
+          <w:szCs w:val="20"/>
+        </w:rPr>
+        <w:tab/>
+      </w:r>
+      <w:r>
+        <w:rPr>
+          <w:rFonts w:asciiTheme="majorHAnsi" w:hAnsiTheme="majorHAnsi" w:cstheme="majorHAnsi"/>
+          <w:sz w:val="20"/>
+          <w:szCs w:val="20"/>
+        </w:rPr>
+        <w:t>2014</w:t>
+      </w:r>
+      <w:r>
+        <w:rPr>
+          <w:rFonts w:asciiTheme="majorHAnsi" w:hAnsiTheme="majorHAnsi" w:cstheme="majorHAnsi"/>
+          <w:sz w:val="20"/>
+          <w:szCs w:val="20"/>
+        </w:rPr>
+        <w:t xml:space="preserve">– </w:t>
+      </w:r>
+      <w:r>
+        <w:rPr>
+          <w:rFonts w:asciiTheme="majorHAnsi" w:hAnsiTheme="majorHAnsi" w:cstheme="majorHAnsi"/>
+          <w:sz w:val="20"/>
+          <w:szCs w:val="20"/>
+        </w:rPr>
+        <w:t>2019</w:t>
+      </w:r>
+    </w:p>
+    <w:p>
+      <w:pPr>
+        <w:pStyle w:val="ListParagraph"/>
+        <w:numPr>
+          <w:ilvl w:val="0"/>
+          <w:numId w:val="2"/>
+        </w:numPr>
+        <w:tabs>
+          <w:tab w:val="right" w:pos="0"/>
+          <w:tab w:val="left" w:pos="360"/>
+          <w:tab w:val="right" w:pos="10200"/>
+        </w:tabs>
+        <w:rPr>
+          <w:rFonts w:asciiTheme="majorHAnsi" w:hAnsiTheme="majorHAnsi" w:cstheme="majorHAnsi"/>
+          <w:sz w:val="20"/>
+          <w:szCs w:val="20"/>
+        </w:rPr>
+      </w:pPr>
+      <w:r>
+        <w:rPr>
+          <w:rFonts w:asciiTheme="majorHAnsi" w:hAnsiTheme="majorHAnsi" w:cstheme="majorHAnsi"/>
+          <w:sz w:val="20"/>
+          <w:szCs w:val="20"/>
+        </w:rPr>
+        <w:t>Design</w:t>
+      </w:r>
+      <w:r>
+        <w:rPr>
+          <w:rFonts w:asciiTheme="majorHAnsi" w:hAnsiTheme="majorHAnsi" w:cstheme="majorHAnsi"/>
+          <w:sz w:val="20"/>
+          <w:szCs w:val="20"/>
+        </w:rPr>
+        <w:t>ed multi-modem based on Software Defined Radio (SDR)</w:t>
+      </w:r>
+      <w:r>
+        <w:rPr>
+          <w:rFonts w:asciiTheme="majorHAnsi" w:hAnsiTheme="majorHAnsi" w:cstheme="majorHAnsi"/>
+          <w:sz w:val="20"/>
+          <w:szCs w:val="20"/>
+        </w:rPr>
+        <w:t>,</w:t>
+      </w:r>
+    </w:p>
+    <w:p>
+      <w:pPr>
+        <w:pStyle w:val="ListParagraph"/>
+        <w:numPr>
+          <w:ilvl w:val="0"/>
+          <w:numId w:val="2"/>
+        </w:numPr>
+        <w:tabs>
+          <w:tab w:val="right" w:pos="0"/>
+          <w:tab w:val="left" w:pos="360"/>
+          <w:tab w:val="right" w:pos="10200"/>
+        </w:tabs>
+        <w:spacing w:line="276" w:lineRule="auto"/>
+        <w:rPr>
+          <w:rFonts w:asciiTheme="majorHAnsi" w:hAnsiTheme="majorHAnsi" w:cstheme="majorHAnsi"/>
+          <w:sz w:val="20"/>
+          <w:szCs w:val="20"/>
+        </w:rPr>
+      </w:pPr>
+      <w:r>
+        <w:rPr>
+          <w:rFonts w:asciiTheme="majorHAnsi" w:hAnsiTheme="majorHAnsi" w:cstheme="majorHAnsi"/>
+          <w:sz w:val="20"/>
+          <w:szCs w:val="20"/>
+        </w:rPr>
+        <w:t>Introduced an algorithm to estimate the signal-to-noise ratio and published it as a paper.</w:t>
+      </w:r>
+    </w:p>
     <w:p>
       <w:pPr>
         <w:tabs>
@@ -3498,6 +3368,15 @@
           <w:szCs w:val="20"/>
         </w:rPr>
         <w:t>Multi-modulation Low Earth Orbit Satellite Based on Software Defined Radio</w:t>
+      </w:r>
+      <w:r>
+        <w:rPr>
+          <w:rFonts w:asciiTheme="majorHAnsi" w:hAnsiTheme="majorHAnsi" w:cstheme="majorHAnsi"/>
+          <w:bCs/>
+          <w:sz w:val="20"/>
+          <w:szCs w:val="20"/>
+        </w:rPr>
+        <w:t>.</w:t>
       </w:r>
     </w:p>
     <w:p>
